--- a/odigoi/01_lab1-k8s.docx
+++ b/odigoi/01_lab1-k8s.docx
@@ -20,7 +20,7 @@
           <w:sz w:val="22"/>
           <w:szCs w:val="22"/>
         </w:rPr>
-        <w:id w:val="-1748951360"/>
+        <w:id w:val="-1906837682"/>
         <w:docPartObj>
           <w:docPartGallery w:val="Table of Contents"/>
           <w:docPartUnique/>
@@ -61,7 +61,7 @@
           <w:r>
             <w:fldChar w:fldCharType="separate"/>
           </w:r>
-          <w:hyperlink w:anchor="_Toc224650769" w:history="1">
+          <w:hyperlink w:anchor="_Toc224651142" w:history="1">
             <w:r>
               <w:rPr>
                 <w:rStyle w:val="Hyperlink"/>
@@ -88,7 +88,7 @@
                 <w:noProof/>
                 <w:webHidden/>
               </w:rPr>
-              <w:instrText xml:space="preserve"> PAGEREF _Toc224650769 \h </w:instrText>
+              <w:instrText xml:space="preserve"> PAGEREF _Toc224651142 \h </w:instrText>
             </w:r>
             <w:r>
               <w:rPr>
@@ -135,7 +135,7 @@
               <w14:ligatures w14:val="standardContextual"/>
             </w:rPr>
           </w:pPr>
-          <w:hyperlink w:anchor="_Toc224650770" w:history="1">
+          <w:hyperlink w:anchor="_Toc224651143" w:history="1">
             <w:r>
               <w:rPr>
                 <w:rStyle w:val="Hyperlink"/>
@@ -162,7 +162,7 @@
                 <w:noProof/>
                 <w:webHidden/>
               </w:rPr>
-              <w:instrText xml:space="preserve"> PAGEREF _Toc224650770 \h </w:instrText>
+              <w:instrText xml:space="preserve"> PAGEREF _Toc224651143 \h </w:instrText>
             </w:r>
             <w:r>
               <w:rPr>
@@ -209,7 +209,7 @@
               <w14:ligatures w14:val="standardContextual"/>
             </w:rPr>
           </w:pPr>
-          <w:hyperlink w:anchor="_Toc224650771" w:history="1">
+          <w:hyperlink w:anchor="_Toc224651144" w:history="1">
             <w:r>
               <w:rPr>
                 <w:rStyle w:val="Hyperlink"/>
@@ -236,7 +236,7 @@
                 <w:noProof/>
                 <w:webHidden/>
               </w:rPr>
-              <w:instrText xml:space="preserve"> PAGEREF _Toc224650771 \h </w:instrText>
+              <w:instrText xml:space="preserve"> PAGEREF _Toc224651144 \h </w:instrText>
             </w:r>
             <w:r>
               <w:rPr>
@@ -283,7 +283,7 @@
               <w14:ligatures w14:val="standardContextual"/>
             </w:rPr>
           </w:pPr>
-          <w:hyperlink w:anchor="_Toc224650772" w:history="1">
+          <w:hyperlink w:anchor="_Toc224651145" w:history="1">
             <w:r>
               <w:rPr>
                 <w:rStyle w:val="Hyperlink"/>
@@ -310,7 +310,7 @@
                 <w:noProof/>
                 <w:webHidden/>
               </w:rPr>
-              <w:instrText xml:space="preserve"> PAGEREF _Toc224650772 \h </w:instrText>
+              <w:instrText xml:space="preserve"> PAGEREF _Toc224651145 \h </w:instrText>
             </w:r>
             <w:r>
               <w:rPr>
@@ -357,7 +357,7 @@
               <w14:ligatures w14:val="standardContextual"/>
             </w:rPr>
           </w:pPr>
-          <w:hyperlink w:anchor="_Toc224650773" w:history="1">
+          <w:hyperlink w:anchor="_Toc224651146" w:history="1">
             <w:r>
               <w:rPr>
                 <w:rStyle w:val="Hyperlink"/>
@@ -384,7 +384,7 @@
                 <w:noProof/>
                 <w:webHidden/>
               </w:rPr>
-              <w:instrText xml:space="preserve"> PAGEREF _Toc224650773 \h </w:instrText>
+              <w:instrText xml:space="preserve"> PAGEREF _Toc224651146 \h </w:instrText>
             </w:r>
             <w:r>
               <w:rPr>
@@ -431,7 +431,7 @@
               <w14:ligatures w14:val="standardContextual"/>
             </w:rPr>
           </w:pPr>
-          <w:hyperlink w:anchor="_Toc224650774" w:history="1">
+          <w:hyperlink w:anchor="_Toc224651147" w:history="1">
             <w:r>
               <w:rPr>
                 <w:rStyle w:val="Hyperlink"/>
@@ -458,7 +458,7 @@
                 <w:noProof/>
                 <w:webHidden/>
               </w:rPr>
-              <w:instrText xml:space="preserve"> PAGEREF _Toc224650774 \h </w:instrText>
+              <w:instrText xml:space="preserve"> PAGEREF _Toc224651147 \h </w:instrText>
             </w:r>
             <w:r>
               <w:rPr>
@@ -505,7 +505,7 @@
               <w14:ligatures w14:val="standardContextual"/>
             </w:rPr>
           </w:pPr>
-          <w:hyperlink w:anchor="_Toc224650775" w:history="1">
+          <w:hyperlink w:anchor="_Toc224651148" w:history="1">
             <w:r>
               <w:rPr>
                 <w:rStyle w:val="Hyperlink"/>
@@ -532,7 +532,7 @@
                 <w:noProof/>
                 <w:webHidden/>
               </w:rPr>
-              <w:instrText xml:space="preserve"> PAGEREF _Toc224650775 \h </w:instrText>
+              <w:instrText xml:space="preserve"> PAGEREF _Toc224651148 \h </w:instrText>
             </w:r>
             <w:r>
               <w:rPr>
@@ -579,7 +579,7 @@
               <w14:ligatures w14:val="standardContextual"/>
             </w:rPr>
           </w:pPr>
-          <w:hyperlink w:anchor="_Toc224650776" w:history="1">
+          <w:hyperlink w:anchor="_Toc224651149" w:history="1">
             <w:r>
               <w:rPr>
                 <w:rStyle w:val="Hyperlink"/>
@@ -606,7 +606,7 @@
                 <w:noProof/>
                 <w:webHidden/>
               </w:rPr>
-              <w:instrText xml:space="preserve"> PAGEREF _Toc224650776 \h </w:instrText>
+              <w:instrText xml:space="preserve"> PAGEREF _Toc224651149 \h </w:instrText>
             </w:r>
             <w:r>
               <w:rPr>
@@ -653,7 +653,7 @@
               <w14:ligatures w14:val="standardContextual"/>
             </w:rPr>
           </w:pPr>
-          <w:hyperlink w:anchor="_Toc224650777" w:history="1">
+          <w:hyperlink w:anchor="_Toc224651150" w:history="1">
             <w:r>
               <w:rPr>
                 <w:rStyle w:val="Hyperlink"/>
@@ -680,7 +680,7 @@
                 <w:noProof/>
                 <w:webHidden/>
               </w:rPr>
-              <w:instrText xml:space="preserve"> PAGEREF _Toc224650777 \h </w:instrText>
+              <w:instrText xml:space="preserve"> PAGEREF _Toc224651150 \h </w:instrText>
             </w:r>
             <w:r>
               <w:rPr>
@@ -727,7 +727,7 @@
               <w14:ligatures w14:val="standardContextual"/>
             </w:rPr>
           </w:pPr>
-          <w:hyperlink w:anchor="_Toc224650778" w:history="1">
+          <w:hyperlink w:anchor="_Toc224651151" w:history="1">
             <w:r>
               <w:rPr>
                 <w:rStyle w:val="Hyperlink"/>
@@ -754,7 +754,7 @@
                 <w:noProof/>
                 <w:webHidden/>
               </w:rPr>
-              <w:instrText xml:space="preserve"> PAGEREF _Toc224650778 \h </w:instrText>
+              <w:instrText xml:space="preserve"> PAGEREF _Toc224651151 \h </w:instrText>
             </w:r>
             <w:r>
               <w:rPr>
@@ -801,7 +801,7 @@
               <w14:ligatures w14:val="standardContextual"/>
             </w:rPr>
           </w:pPr>
-          <w:hyperlink w:anchor="_Toc224650779" w:history="1">
+          <w:hyperlink w:anchor="_Toc224651152" w:history="1">
             <w:r>
               <w:rPr>
                 <w:rStyle w:val="Hyperlink"/>
@@ -828,7 +828,7 @@
                 <w:noProof/>
                 <w:webHidden/>
               </w:rPr>
-              <w:instrText xml:space="preserve"> PAGEREF _Toc224650779 \h </w:instrText>
+              <w:instrText xml:space="preserve"> PAGEREF _Toc224651152 \h </w:instrText>
             </w:r>
             <w:r>
               <w:rPr>
@@ -875,7 +875,7 @@
               <w14:ligatures w14:val="standardContextual"/>
             </w:rPr>
           </w:pPr>
-          <w:hyperlink w:anchor="_Toc224650780" w:history="1">
+          <w:hyperlink w:anchor="_Toc224651153" w:history="1">
             <w:r>
               <w:rPr>
                 <w:rStyle w:val="Hyperlink"/>
@@ -902,7 +902,7 @@
                 <w:noProof/>
                 <w:webHidden/>
               </w:rPr>
-              <w:instrText xml:space="preserve"> PAGEREF _Toc224650780 \h </w:instrText>
+              <w:instrText xml:space="preserve"> PAGEREF _Toc224651153 \h </w:instrText>
             </w:r>
             <w:r>
               <w:rPr>
@@ -949,7 +949,7 @@
               <w14:ligatures w14:val="standardContextual"/>
             </w:rPr>
           </w:pPr>
-          <w:hyperlink w:anchor="_Toc224650781" w:history="1">
+          <w:hyperlink w:anchor="_Toc224651154" w:history="1">
             <w:r>
               <w:rPr>
                 <w:rStyle w:val="Hyperlink"/>
@@ -976,7 +976,7 @@
                 <w:noProof/>
                 <w:webHidden/>
               </w:rPr>
-              <w:instrText xml:space="preserve"> PAGEREF _Toc224650781 \h </w:instrText>
+              <w:instrText xml:space="preserve"> PAGEREF _Toc224651154 \h </w:instrText>
             </w:r>
             <w:r>
               <w:rPr>
@@ -1023,7 +1023,7 @@
               <w14:ligatures w14:val="standardContextual"/>
             </w:rPr>
           </w:pPr>
-          <w:hyperlink w:anchor="_Toc224650782" w:history="1">
+          <w:hyperlink w:anchor="_Toc224651155" w:history="1">
             <w:r>
               <w:rPr>
                 <w:rStyle w:val="Hyperlink"/>
@@ -1050,7 +1050,7 @@
                 <w:noProof/>
                 <w:webHidden/>
               </w:rPr>
-              <w:instrText xml:space="preserve"> PAGEREF _Toc224650782 \h </w:instrText>
+              <w:instrText xml:space="preserve"> PAGEREF _Toc224651155 \h </w:instrText>
             </w:r>
             <w:r>
               <w:rPr>
@@ -1093,7 +1093,7 @@
         <w:pStyle w:val="Heading1"/>
       </w:pPr>
       <w:bookmarkStart w:id="0" w:name="εισαγωγή"/>
-      <w:bookmarkStart w:id="1" w:name="_Toc224650769"/>
+      <w:bookmarkStart w:id="1" w:name="_Toc224651142"/>
       <w:r>
         <w:t>Εισαγωγή</w:t>
       </w:r>
@@ -1127,7 +1127,7 @@
         <w:pStyle w:val="Heading1"/>
       </w:pPr>
       <w:bookmarkStart w:id="2" w:name="εγκατάσταση-openvpn-client"/>
-      <w:bookmarkStart w:id="3" w:name="_Toc224650770"/>
+      <w:bookmarkStart w:id="3" w:name="_Toc224651143"/>
       <w:bookmarkEnd w:id="0"/>
       <w:r>
         <w:t>Εγκατάσταση OpenVPN Client</w:t>
@@ -1171,7 +1171,7 @@
         <w:pStyle w:val="Heading1"/>
       </w:pPr>
       <w:bookmarkStart w:id="4" w:name="Xd35ddce1fbb63f272ffc275c98bbbf7af9db18e"/>
-      <w:bookmarkStart w:id="5" w:name="_Toc224650771"/>
+      <w:bookmarkStart w:id="5" w:name="_Toc224651144"/>
       <w:bookmarkEnd w:id="2"/>
       <w:r>
         <w:lastRenderedPageBreak/>
@@ -1486,7 +1486,7 @@
         <w:pStyle w:val="Heading1"/>
       </w:pPr>
       <w:bookmarkStart w:id="6" w:name="εγκατάσταση-kubectl"/>
-      <w:bookmarkStart w:id="7" w:name="_Toc224650772"/>
+      <w:bookmarkStart w:id="7" w:name="_Toc224651145"/>
       <w:bookmarkEnd w:id="4"/>
       <w:r>
         <w:t>Εγκατάσταση kubectl</w:t>
@@ -2069,7 +2069,7 @@
           <w:noProof/>
         </w:rPr>
         <w:drawing>
-          <wp:inline distT="0" distB="0" distL="0" distR="0" wp14:anchorId="7814C893" wp14:editId="505FB2C0">
+          <wp:inline distT="0" distB="0" distL="0" distR="0" wp14:anchorId="57CDA335" wp14:editId="06FB06E4">
             <wp:extent cx="6692900" cy="2443699"/>
             <wp:effectExtent l="0" t="0" r="0" b="0"/>
             <wp:docPr id="26" name="Picture" descr="Εικόνα 1"/>
@@ -2116,7 +2116,7 @@
         <w:pStyle w:val="Heading1"/>
       </w:pPr>
       <w:bookmarkStart w:id="8" w:name="εγκατάσταση-k9s"/>
-      <w:bookmarkStart w:id="9" w:name="_Toc224650773"/>
+      <w:bookmarkStart w:id="9" w:name="_Toc224651146"/>
       <w:bookmarkEnd w:id="6"/>
       <w:r>
         <w:lastRenderedPageBreak/>
@@ -2282,7 +2282,7 @@
         <w:pStyle w:val="Heading1"/>
       </w:pPr>
       <w:bookmarkStart w:id="10" w:name="εγκατάσταση-hadoop-και-spark-clients"/>
-      <w:bookmarkStart w:id="11" w:name="_Toc224650774"/>
+      <w:bookmarkStart w:id="11" w:name="_Toc224651147"/>
       <w:bookmarkEnd w:id="8"/>
       <w:r>
         <w:t>Εγκατάσταση Hadoop και Spark clients</w:t>
@@ -2767,7 +2767,7 @@
         <w:pStyle w:val="Heading1"/>
       </w:pPr>
       <w:bookmarkStart w:id="12" w:name="ρύθμιση-hdfs-client"/>
-      <w:bookmarkStart w:id="13" w:name="_Toc224650775"/>
+      <w:bookmarkStart w:id="13" w:name="_Toc224651148"/>
       <w:bookmarkEnd w:id="10"/>
       <w:r>
         <w:t>Ρύθμιση HDFS client</w:t>
@@ -2988,7 +2988,7 @@
           <w:noProof/>
         </w:rPr>
         <w:drawing>
-          <wp:inline distT="0" distB="0" distL="0" distR="0" wp14:anchorId="025959A1" wp14:editId="38D01BDA">
+          <wp:inline distT="0" distB="0" distL="0" distR="0" wp14:anchorId="67441C1D" wp14:editId="3AF762B8">
             <wp:extent cx="6692900" cy="2326867"/>
             <wp:effectExtent l="0" t="0" r="0" b="0"/>
             <wp:docPr id="32" name="Picture" descr="Εικόνα 2"/>
@@ -3035,7 +3035,7 @@
         <w:pStyle w:val="Heading1"/>
       </w:pPr>
       <w:bookmarkStart w:id="14" w:name="X7e20626099aa43dfd3eb95bb8f611dec07632db"/>
-      <w:bookmarkStart w:id="15" w:name="_Toc224650776"/>
+      <w:bookmarkStart w:id="15" w:name="_Toc224651149"/>
       <w:bookmarkEnd w:id="12"/>
       <w:r>
         <w:t>Εκτέλεση δοκιμαστικού προγράμματος WordCount</w:t>
@@ -3858,7 +3858,7 @@
         <w:pStyle w:val="Heading1"/>
       </w:pPr>
       <w:bookmarkStart w:id="16" w:name="εκτέλεση-spark-στο-kubernetes"/>
-      <w:bookmarkStart w:id="17" w:name="_Toc224650777"/>
+      <w:bookmarkStart w:id="17" w:name="_Toc224651150"/>
       <w:bookmarkEnd w:id="14"/>
       <w:r>
         <w:t>Εκτέλεση Spark στο Kubernetes</w:t>
@@ -4688,7 +4688,7 @@
         <w:pStyle w:val="Heading1"/>
       </w:pPr>
       <w:bookmarkStart w:id="18" w:name="X5bf313581931af6cd5aad83256976f5501cbbc6"/>
-      <w:bookmarkStart w:id="19" w:name="_Toc224650778"/>
+      <w:bookmarkStart w:id="19" w:name="_Toc224651151"/>
       <w:bookmarkEnd w:id="16"/>
       <w:r>
         <w:t>Ρύθμιση προεπιλεγμένων παραμέτρων κατά την εκτέλεση εργασιών spark.</w:t>
@@ -5010,7 +5010,7 @@
         <w:pStyle w:val="Heading1"/>
       </w:pPr>
       <w:bookmarkStart w:id="20" w:name="παρακολούθηση-εκτέλεσης-μέσω-k9s"/>
-      <w:bookmarkStart w:id="21" w:name="_Toc224650779"/>
+      <w:bookmarkStart w:id="21" w:name="_Toc224651152"/>
       <w:bookmarkEnd w:id="18"/>
       <w:r>
         <w:t>Παρακολούθηση Εκτέλεσης μέσω k9s</w:t>
@@ -5103,7 +5103,7 @@
         <w:pStyle w:val="Heading1"/>
       </w:pPr>
       <w:bookmarkStart w:id="22" w:name="X1d807ddfd512f1630f0e7d8f13fa52d1eaedf0a"/>
-      <w:bookmarkStart w:id="23" w:name="_Toc224650780"/>
+      <w:bookmarkStart w:id="23" w:name="_Toc224651153"/>
       <w:bookmarkEnd w:id="20"/>
       <w:r>
         <w:t>Χρήσιμες εντολές για διαχείριση αρχείων HDFS</w:t>
@@ -5216,7 +5216,7 @@
         <w:pStyle w:val="Heading1"/>
       </w:pPr>
       <w:bookmarkStart w:id="24" w:name="χρήσιμες-εντολές-linux"/>
-      <w:bookmarkStart w:id="25" w:name="_Toc224650781"/>
+      <w:bookmarkStart w:id="25" w:name="_Toc224651154"/>
       <w:bookmarkEnd w:id="22"/>
       <w:r>
         <w:t>Χρήσιμες εντολές Linux</w:t>
@@ -5349,7 +5349,7 @@
         <w:pStyle w:val="Heading1"/>
       </w:pPr>
       <w:bookmarkStart w:id="26" w:name="Xde297d0b30756340e6475299efc8e8afd8b4229"/>
-      <w:bookmarkStart w:id="27" w:name="_Toc224650782"/>
+      <w:bookmarkStart w:id="27" w:name="_Toc224651155"/>
       <w:bookmarkEnd w:id="24"/>
       <w:r>
         <w:t>Εκτέλεση Spark τοπικά είτε διαδραστικά μέσω κελύφους είτε μέσω αρχείου py</w:t>
@@ -6051,7 +6051,7 @@
   <w:abstractNum w:abstractNumId="9" w15:restartNumberingAfterBreak="0">
     <w:nsid w:val="0000A990"/>
     <w:multiLevelType w:val="multilevel"/>
-    <w:tmpl w:val="1368FEF8"/>
+    <w:tmpl w:val="27A07FD8"/>
     <w:lvl w:ilvl="0">
       <w:numFmt w:val="bullet"/>
       <w:lvlText w:val=" "/>
@@ -6128,7 +6128,7 @@
   <w:abstractNum w:abstractNumId="10" w15:restartNumberingAfterBreak="0">
     <w:nsid w:val="0000A991"/>
     <w:multiLevelType w:val="multilevel"/>
-    <w:tmpl w:val="235E1C10"/>
+    <w:tmpl w:val="D9866D4E"/>
     <w:lvl w:ilvl="0">
       <w:numFmt w:val="bullet"/>
       <w:lvlText w:val=""/>
@@ -6229,40 +6229,40 @@
       </w:rPr>
     </w:lvl>
   </w:abstractNum>
-  <w:num w:numId="1" w16cid:durableId="594099001">
+  <w:num w:numId="1" w16cid:durableId="1044673999">
     <w:abstractNumId w:val="8"/>
   </w:num>
-  <w:num w:numId="2" w16cid:durableId="294873626">
+  <w:num w:numId="2" w16cid:durableId="1620143434">
     <w:abstractNumId w:val="6"/>
   </w:num>
-  <w:num w:numId="3" w16cid:durableId="94255533">
+  <w:num w:numId="3" w16cid:durableId="1813719306">
     <w:abstractNumId w:val="5"/>
   </w:num>
-  <w:num w:numId="4" w16cid:durableId="551621433">
+  <w:num w:numId="4" w16cid:durableId="18509136">
     <w:abstractNumId w:val="4"/>
   </w:num>
-  <w:num w:numId="5" w16cid:durableId="1799646243">
+  <w:num w:numId="5" w16cid:durableId="1894198021">
     <w:abstractNumId w:val="7"/>
   </w:num>
-  <w:num w:numId="6" w16cid:durableId="1731034339">
+  <w:num w:numId="6" w16cid:durableId="1752772772">
     <w:abstractNumId w:val="3"/>
   </w:num>
-  <w:num w:numId="7" w16cid:durableId="378012660">
+  <w:num w:numId="7" w16cid:durableId="1942957534">
     <w:abstractNumId w:val="2"/>
   </w:num>
-  <w:num w:numId="8" w16cid:durableId="1931504000">
+  <w:num w:numId="8" w16cid:durableId="1078595943">
     <w:abstractNumId w:val="1"/>
   </w:num>
-  <w:num w:numId="9" w16cid:durableId="537814295">
+  <w:num w:numId="9" w16cid:durableId="1507162883">
     <w:abstractNumId w:val="0"/>
   </w:num>
-  <w:num w:numId="10" w16cid:durableId="1007488113">
+  <w:num w:numId="10" w16cid:durableId="447819071">
     <w:abstractNumId w:val="9"/>
   </w:num>
-  <w:num w:numId="11" w16cid:durableId="1545479641">
+  <w:num w:numId="11" w16cid:durableId="812409943">
     <w:abstractNumId w:val="10"/>
   </w:num>
-  <w:num w:numId="12" w16cid:durableId="2049867208">
+  <w:num w:numId="12" w16cid:durableId="1994672478">
     <w:abstractNumId w:val="10"/>
   </w:num>
 </w:numbering>
@@ -18083,7 +18083,7 @@
     <w:autoRedefine/>
     <w:uiPriority w:val="39"/>
     <w:unhideWhenUsed/>
-    <w:rsid w:val="00706B63"/>
+    <w:rsid w:val="007C625E"/>
     <w:pPr>
       <w:spacing w:after="100"/>
     </w:pPr>
@@ -18093,7 +18093,7 @@
     <w:basedOn w:val="DefaultParagraphFont"/>
     <w:uiPriority w:val="99"/>
     <w:unhideWhenUsed/>
-    <w:rsid w:val="00706B63"/>
+    <w:rsid w:val="007C625E"/>
     <w:rPr>
       <w:color w:val="0000FF" w:themeColor="hyperlink"/>
       <w:u w:val="single"/>
